--- a/wwwroot/DocxModel/Common_PHY/PHY_GB21655_DryingRate.docx
+++ b/wwwroot/DocxModel/Common_PHY/PHY_GB21655_DryingRate.docx
@@ -6600,7 +6600,7 @@
       <w:pPr>
         <w:spacing w:after="0" w:line="240" w:lineRule="auto"/>
         <w:rPr>
-          <w:rFonts w:ascii="Arial" w:eastAsia="黑体" w:hAnsi="Arial" w:cs="Arial"/>
+          <w:rFonts w:ascii="Arial" w:eastAsia="黑体" w:hAnsi="Arial" w:cs="Arial" w:hint="eastAsia"/>
           <w:sz w:val="20"/>
           <w:szCs w:val="20"/>
         </w:rPr>
@@ -6612,6 +6612,14 @@
           <w:szCs w:val="20"/>
         </w:rPr>
         <w:t>Equipment No: SFL-NGB-EQP-</w:t>
+      </w:r>
+      <w:r>
+        <w:rPr>
+          <w:rFonts w:ascii="Arial" w:eastAsia="黑体" w:hAnsi="Arial" w:cs="Arial" w:hint="eastAsia"/>
+          <w:sz w:val="20"/>
+          <w:szCs w:val="20"/>
+        </w:rPr>
+        <w:t>267</w:t>
       </w:r>
     </w:p>
     <w:p>

--- a/wwwroot/DocxModel/Common_PHY/PHY_GB21655_DryingRate.docx
+++ b/wwwroot/DocxModel/Common_PHY/PHY_GB21655_DryingRate.docx
@@ -293,7 +293,15 @@
                 <w:sz w:val="20"/>
                 <w:szCs w:val="20"/>
               </w:rPr>
-              <w:t>干燥速率：</w:t>
+              <w:t>测点</w:t>
+            </w:r>
+            <w:r>
+              <w:rPr>
+                <w:rFonts w:ascii="Arial" w:eastAsia="黑体" w:hAnsi="Arial" w:cs="Arial" w:hint="eastAsia"/>
+                <w:sz w:val="20"/>
+                <w:szCs w:val="20"/>
+              </w:rPr>
+              <w:t>：</w:t>
             </w:r>
           </w:p>
         </w:tc>
@@ -309,12 +317,6 @@
                 <w:rFonts w:ascii="Arial" w:hAnsi="Arial" w:cs="Arial"/>
               </w:rPr>
             </w:pPr>
-            <w:r>
-              <w:rPr>
-                <w:rFonts w:ascii="Arial" w:hAnsi="Arial" w:cs="Arial" w:hint="eastAsia"/>
-              </w:rPr>
-              <w:t>(g/h)</w:t>
-            </w:r>
           </w:p>
         </w:tc>
       </w:tr>
@@ -437,8 +439,8 @@
         <w:tblLook w:val="04A0" w:firstRow="1" w:lastRow="0" w:firstColumn="1" w:lastColumn="0" w:noHBand="0" w:noVBand="1"/>
       </w:tblPr>
       <w:tblGrid>
-        <w:gridCol w:w="846"/>
-        <w:gridCol w:w="9610"/>
+        <w:gridCol w:w="1418"/>
+        <w:gridCol w:w="9038"/>
       </w:tblGrid>
       <w:tr>
         <w:trPr>
@@ -446,7 +448,7 @@
         </w:trPr>
         <w:tc>
           <w:tcPr>
-            <w:tcW w:w="846" w:type="dxa"/>
+            <w:tcW w:w="1418" w:type="dxa"/>
             <w:vAlign w:val="center"/>
           </w:tcPr>
           <w:p>
@@ -461,27 +463,33 @@
             <w:r>
               <w:rPr>
                 <w:rFonts w:ascii="Arial" w:eastAsia="黑体" w:hAnsi="Arial" w:cs="Arial" w:hint="eastAsia"/>
+                <w:sz w:val="20"/>
+                <w:szCs w:val="20"/>
+              </w:rPr>
+              <w:t>干燥速率：</w:t>
+            </w:r>
+          </w:p>
+        </w:tc>
+        <w:tc>
+          <w:tcPr>
+            <w:tcW w:w="9038" w:type="dxa"/>
+            <w:vAlign w:val="center"/>
+          </w:tcPr>
+          <w:p>
+            <w:pPr>
+              <w:spacing w:after="0" w:line="240" w:lineRule="auto"/>
+              <w:rPr>
+                <w:rFonts w:ascii="Arial" w:eastAsia="黑体" w:hAnsi="Arial" w:cs="Arial"/>
                 <w:sz w:val="18"/>
                 <w:szCs w:val="18"/>
               </w:rPr>
-              <w:t>测点：</w:t>
-            </w:r>
-          </w:p>
-        </w:tc>
-        <w:tc>
-          <w:tcPr>
-            <w:tcW w:w="9610" w:type="dxa"/>
-            <w:vAlign w:val="center"/>
-          </w:tcPr>
-          <w:p>
-            <w:pPr>
-              <w:spacing w:after="0" w:line="240" w:lineRule="auto"/>
-              <w:rPr>
-                <w:rFonts w:ascii="Arial" w:eastAsia="黑体" w:hAnsi="Arial" w:cs="Arial"/>
-                <w:sz w:val="18"/>
-                <w:szCs w:val="18"/>
-              </w:rPr>
-            </w:pPr>
+            </w:pPr>
+            <w:r>
+              <w:rPr>
+                <w:rFonts w:ascii="Arial" w:hAnsi="Arial" w:cs="Arial" w:hint="eastAsia"/>
+              </w:rPr>
+              <w:t>(g/h)</w:t>
+            </w:r>
           </w:p>
         </w:tc>
       </w:tr>
@@ -6600,7 +6608,7 @@
       <w:pPr>
         <w:spacing w:after="0" w:line="240" w:lineRule="auto"/>
         <w:rPr>
-          <w:rFonts w:ascii="Arial" w:eastAsia="黑体" w:hAnsi="Arial" w:cs="Arial" w:hint="eastAsia"/>
+          <w:rFonts w:ascii="Arial" w:eastAsia="黑体" w:hAnsi="Arial" w:cs="Arial"/>
           <w:sz w:val="20"/>
           <w:szCs w:val="20"/>
         </w:rPr>
@@ -6663,6 +6671,7 @@
                 <w:szCs w:val="20"/>
               </w:rPr>
             </w:pPr>
+            <w:proofErr w:type="gramStart"/>
             <w:r>
               <w:rPr>
                 <w:rFonts w:ascii="Arial" w:eastAsia="黑体" w:hAnsi="Arial" w:cs="Arial" w:hint="eastAsia"/>
@@ -6679,6 +6688,7 @@
               </w:rPr>
               <w:t>:</w:t>
             </w:r>
+            <w:proofErr w:type="gramEnd"/>
           </w:p>
         </w:tc>
         <w:tc>
@@ -6820,7 +6830,7 @@
             <w:pPr>
               <w:spacing w:after="0" w:line="240" w:lineRule="auto"/>
               <w:rPr>
-                <w:rFonts w:ascii="Arial" w:eastAsia="黑体" w:hAnsi="Arial" w:cs="Arial"/>
+                <w:rFonts w:ascii="Arial" w:eastAsia="黑体" w:hAnsi="Arial" w:cs="Arial" w:hint="eastAsia"/>
                 <w:sz w:val="20"/>
                 <w:szCs w:val="20"/>
               </w:rPr>
@@ -6843,6 +6853,32 @@
                 <w:vertAlign w:val="subscript"/>
               </w:rPr>
               <w:t>0</w:t>
+            </w:r>
+            <w:r>
+              <w:rPr>
+                <w:rFonts w:ascii="Arial" w:hAnsi="Arial" w:cs="Arial" w:hint="eastAsia"/>
+                <w:color w:val="000000" w:themeColor="text1"/>
+                <w:sz w:val="20"/>
+                <w:szCs w:val="20"/>
+                <w:vertAlign w:val="subscript"/>
+              </w:rPr>
+              <w:t xml:space="preserve"> </w:t>
+            </w:r>
+            <w:r>
+              <w:rPr>
+                <w:rFonts w:ascii="Arial" w:eastAsia="黑体" w:hAnsi="Arial" w:cs="Arial" w:hint="eastAsia"/>
+                <w:sz w:val="20"/>
+                <w:szCs w:val="20"/>
+              </w:rPr>
+              <w:t xml:space="preserve">   </w:t>
+            </w:r>
+            <w:r>
+              <w:rPr>
+                <w:rFonts w:ascii="Arial" w:eastAsia="黑体" w:hAnsi="Arial" w:cs="Arial" w:hint="eastAsia"/>
+                <w:sz w:val="20"/>
+                <w:szCs w:val="20"/>
+              </w:rPr>
+              <w:t>——</w:t>
             </w:r>
           </w:p>
         </w:tc>
@@ -6904,20 +6940,28 @@
             <w:pPr>
               <w:spacing w:after="0" w:line="240" w:lineRule="auto"/>
               <w:rPr>
-                <w:rFonts w:ascii="Arial" w:hAnsi="Arial" w:cs="Arial"/>
-                <w:color w:val="000000" w:themeColor="text1"/>
-                <w:sz w:val="20"/>
-                <w:szCs w:val="20"/>
-              </w:rPr>
-            </w:pPr>
-            <w:r>
-              <w:rPr>
                 <w:rFonts w:ascii="Arial" w:hAnsi="Arial" w:cs="Arial" w:hint="eastAsia"/>
                 <w:color w:val="000000" w:themeColor="text1"/>
                 <w:sz w:val="20"/>
                 <w:szCs w:val="20"/>
               </w:rPr>
-              <w:t>m</w:t>
+            </w:pPr>
+            <w:r>
+              <w:rPr>
+                <w:rFonts w:ascii="Arial" w:hAnsi="Arial" w:cs="Arial" w:hint="eastAsia"/>
+                <w:color w:val="000000" w:themeColor="text1"/>
+                <w:sz w:val="20"/>
+                <w:szCs w:val="20"/>
+              </w:rPr>
+              <w:t xml:space="preserve">m     </w:t>
+            </w:r>
+            <w:r>
+              <w:rPr>
+                <w:rFonts w:ascii="Arial" w:eastAsia="黑体" w:hAnsi="Arial" w:cs="Arial" w:hint="eastAsia"/>
+                <w:sz w:val="20"/>
+                <w:szCs w:val="20"/>
+              </w:rPr>
+              <w:t>——</w:t>
             </w:r>
           </w:p>
         </w:tc>
@@ -6934,21 +6978,12 @@
               <w:spacing w:after="0" w:line="240" w:lineRule="auto"/>
               <w:jc w:val="both"/>
               <w:rPr>
-                <w:rFonts w:ascii="Arial" w:hAnsi="Arial" w:cs="Arial"/>
-                <w:color w:val="000000" w:themeColor="text1"/>
-                <w:sz w:val="20"/>
-                <w:szCs w:val="20"/>
-              </w:rPr>
-            </w:pPr>
-            <w:r>
-              <w:rPr>
                 <w:rFonts w:ascii="Arial" w:hAnsi="Arial" w:cs="Arial" w:hint="eastAsia"/>
                 <w:color w:val="000000" w:themeColor="text1"/>
                 <w:sz w:val="20"/>
                 <w:szCs w:val="20"/>
               </w:rPr>
-              <w:t>试样滴水湿润后质量（</w:t>
-            </w:r>
+            </w:pPr>
             <w:r>
               <w:rPr>
                 <w:rFonts w:ascii="Arial" w:hAnsi="Arial" w:cs="Arial" w:hint="eastAsia"/>
@@ -6956,7 +6991,7 @@
                 <w:sz w:val="20"/>
                 <w:szCs w:val="20"/>
               </w:rPr>
-              <w:t>g</w:t>
+              <w:t>试样滴水湿润后质量（</w:t>
             </w:r>
             <w:r>
               <w:rPr>
@@ -6965,8 +7000,64 @@
                 <w:sz w:val="20"/>
                 <w:szCs w:val="20"/>
               </w:rPr>
+              <w:t>g</w:t>
+            </w:r>
+            <w:r>
+              <w:rPr>
+                <w:rFonts w:ascii="Arial" w:hAnsi="Arial" w:cs="Arial" w:hint="eastAsia"/>
+                <w:color w:val="000000" w:themeColor="text1"/>
+                <w:sz w:val="20"/>
+                <w:szCs w:val="20"/>
+              </w:rPr>
               <w:t>）</w:t>
             </w:r>
+            <w:proofErr w:type="gramStart"/>
+            <w:r>
+              <w:rPr>
+                <w:rFonts w:ascii="Arial" w:hAnsi="Arial" w:cs="Arial" w:hint="eastAsia"/>
+                <w:color w:val="000000" w:themeColor="text1"/>
+                <w:sz w:val="20"/>
+                <w:szCs w:val="20"/>
+              </w:rPr>
+              <w:t>(</w:t>
+            </w:r>
+            <w:r>
+              <w:rPr>
+                <w:rFonts w:ascii="Arial" w:hAnsi="Arial" w:cs="Arial" w:hint="eastAsia"/>
+                <w:color w:val="000000" w:themeColor="text1"/>
+                <w:sz w:val="20"/>
+                <w:szCs w:val="20"/>
+              </w:rPr>
+              <w:t>即</w:t>
+            </w:r>
+            <w:r>
+              <w:rPr>
+                <w:rFonts w:ascii="Arial" w:hAnsi="Arial" w:cs="Arial" w:hint="eastAsia"/>
+                <w:color w:val="000000" w:themeColor="text1"/>
+                <w:sz w:val="20"/>
+                <w:szCs w:val="20"/>
+              </w:rPr>
+              <w:t>0min</w:t>
+            </w:r>
+            <w:r>
+              <w:rPr>
+                <w:rFonts w:ascii="Arial" w:hAnsi="Arial" w:cs="Arial" w:hint="eastAsia"/>
+                <w:color w:val="000000" w:themeColor="text1"/>
+                <w:sz w:val="20"/>
+                <w:szCs w:val="20"/>
+              </w:rPr>
+              <w:t>时的布样总重</w:t>
+            </w:r>
+            <w:r>
+              <w:rPr>
+                <w:rFonts w:ascii="Arial" w:hAnsi="Arial" w:cs="Arial" w:hint="eastAsia"/>
+                <w:color w:val="000000" w:themeColor="text1"/>
+                <w:sz w:val="20"/>
+                <w:szCs w:val="20"/>
+              </w:rPr>
+              <w:t>)</w:t>
+            </w:r>
+            <w:proofErr w:type="gramEnd"/>
           </w:p>
         </w:tc>
       </w:tr>
@@ -6988,7 +7079,7 @@
               <w:spacing w:after="0" w:line="240" w:lineRule="auto"/>
               <w:jc w:val="both"/>
               <w:rPr>
-                <w:rFonts w:ascii="Arial" w:eastAsia="黑体" w:hAnsi="Arial" w:cs="Arial"/>
+                <w:rFonts w:ascii="Arial" w:eastAsia="黑体" w:hAnsi="Arial" w:cs="Arial" w:hint="eastAsia"/>
                 <w:sz w:val="20"/>
                 <w:szCs w:val="20"/>
                 <w:vertAlign w:val="subscript"/>
@@ -7010,6 +7101,23 @@
                 <w:vertAlign w:val="subscript"/>
               </w:rPr>
               <w:t>i</w:t>
+            </w:r>
+            <w:r>
+              <w:rPr>
+                <w:rFonts w:ascii="Arial" w:eastAsia="黑体" w:hAnsi="Arial" w:cs="Arial" w:hint="eastAsia"/>
+                <w:sz w:val="20"/>
+                <w:szCs w:val="20"/>
+                <w:vertAlign w:val="subscript"/>
+              </w:rPr>
+              <w:t xml:space="preserve">       </w:t>
+            </w:r>
+            <w:r>
+              <w:rPr>
+                <w:rFonts w:ascii="Arial" w:eastAsia="黑体" w:hAnsi="Arial" w:cs="Arial" w:hint="eastAsia"/>
+                <w:sz w:val="20"/>
+                <w:szCs w:val="20"/>
+              </w:rPr>
+              <w:t>——</w:t>
             </w:r>
           </w:p>
         </w:tc>
@@ -8500,7 +8608,27 @@
               <w:sz w:val="16"/>
               <w:szCs w:val="16"/>
             </w:rPr>
-            <w:t>By taking measurement uncertainties into account it might happen that measured values can neither be assessed as Pass nor as Fail.</w:t>
+            <w:t xml:space="preserve">By taking measurement uncertainties into </w:t>
+          </w:r>
+          <w:proofErr w:type="gramStart"/>
+          <w:r>
+            <w:rPr>
+              <w:rFonts w:ascii="Arial Narrow" w:hAnsi="Arial Narrow"/>
+              <w:b/>
+              <w:sz w:val="16"/>
+              <w:szCs w:val="16"/>
+            </w:rPr>
+            <w:t>account</w:t>
+          </w:r>
+          <w:proofErr w:type="gramEnd"/>
+          <w:r>
+            <w:rPr>
+              <w:rFonts w:ascii="Arial Narrow" w:hAnsi="Arial Narrow"/>
+              <w:b/>
+              <w:sz w:val="16"/>
+              <w:szCs w:val="16"/>
+            </w:rPr>
+            <w:t xml:space="preserve"> it might happen that measured values can neither be assessed as Pass nor as Fail.</w:t>
           </w:r>
         </w:p>
       </w:tc>
@@ -8652,8 +8780,9 @@
               <w:sz w:val="16"/>
               <w:szCs w:val="16"/>
             </w:rPr>
-            <w:t>Testing Center   S</w:t>
+            <w:t xml:space="preserve">Testing Center   </w:t>
           </w:r>
+          <w:proofErr w:type="spellStart"/>
           <w:r>
             <w:rPr>
               <w:rFonts w:ascii="Arial Narrow" w:hAnsi="Arial Narrow"/>
@@ -8661,7 +8790,7 @@
               <w:sz w:val="16"/>
               <w:szCs w:val="16"/>
             </w:rPr>
-            <w:t>of</w:t>
+            <w:t>S</w:t>
           </w:r>
           <w:r>
             <w:rPr>
@@ -8670,7 +8799,26 @@
               <w:sz w:val="16"/>
               <w:szCs w:val="16"/>
             </w:rPr>
-            <w:t>tlines Laboratory</w:t>
+            <w:t>of</w:t>
+          </w:r>
+          <w:r>
+            <w:rPr>
+              <w:rFonts w:ascii="Arial Narrow" w:hAnsi="Arial Narrow"/>
+              <w:b/>
+              <w:sz w:val="16"/>
+              <w:szCs w:val="16"/>
+            </w:rPr>
+            <w:t>tlines</w:t>
+          </w:r>
+          <w:proofErr w:type="spellEnd"/>
+          <w:r>
+            <w:rPr>
+              <w:rFonts w:ascii="Arial Narrow" w:hAnsi="Arial Narrow"/>
+              <w:b/>
+              <w:sz w:val="16"/>
+              <w:szCs w:val="16"/>
+            </w:rPr>
+            <w:t xml:space="preserve"> Laboratory</w:t>
           </w:r>
         </w:p>
         <w:p>
@@ -9469,6 +9617,7 @@
               <w:szCs w:val="14"/>
             </w:rPr>
           </w:pPr>
+          <w:proofErr w:type="spellStart"/>
           <w:r>
             <w:rPr>
               <w:rFonts w:ascii="Arial" w:hAnsi="Arial" w:cs="Arial"/>
@@ -9477,7 +9626,18 @@
               <w:sz w:val="14"/>
               <w:szCs w:val="14"/>
             </w:rPr>
-            <w:t>Softlines Laboratory</w:t>
+            <w:t>Softlines</w:t>
+          </w:r>
+          <w:proofErr w:type="spellEnd"/>
+          <w:r>
+            <w:rPr>
+              <w:rFonts w:ascii="Arial" w:hAnsi="Arial" w:cs="Arial"/>
+              <w:b/>
+              <w:bCs/>
+              <w:sz w:val="14"/>
+              <w:szCs w:val="14"/>
+            </w:rPr>
+            <w:t xml:space="preserve"> Laboratory</w:t>
           </w:r>
         </w:p>
         <w:p>
@@ -10080,7 +10240,14 @@
               <w:rFonts w:asciiTheme="minorEastAsia" w:eastAsiaTheme="minorEastAsia" w:hAnsiTheme="minorEastAsia" w:cs="Arial" w:hint="eastAsia"/>
               <w:bCs/>
             </w:rPr>
-            <w:t>Form Code表格编号: NGB_SFL_F_7.8_</w:t>
+            <w:t>Form Code</w:t>
+          </w:r>
+          <w:r>
+            <w:rPr>
+              <w:rFonts w:asciiTheme="minorEastAsia" w:eastAsiaTheme="minorEastAsia" w:hAnsiTheme="minorEastAsia" w:cs="Arial" w:hint="eastAsia"/>
+              <w:bCs/>
+            </w:rPr>
+            <w:t>表格编号: NGB_SFL_F_7.8_</w:t>
           </w:r>
           <w:r>
             <w:rPr>
